--- a/Python Learning/Python 06.docx
+++ b/Python Learning/Python 06.docx
@@ -32,23 +32,11 @@
         <w:t xml:space="preserve"> without writing the same code multiple times.</w:t>
       </w:r>
     </w:p>
-    <w:p>
-      <w:r>
-        <w:t xml:space="preserve">Since you already know Java, I'll explain the Python approach alongside Java </w:t>
-      </w:r>
-      <w:proofErr w:type="gramStart"/>
-      <w:r>
-        <w:t>where</w:t>
-      </w:r>
-      <w:proofErr w:type="gramEnd"/>
-      <w:r>
-        <w:t xml:space="preserve"> useful.</w:t>
-      </w:r>
-    </w:p>
+    <w:p/>
     <w:p>
       <w:r>
         <w:pict w14:anchorId="560F8C37">
-          <v:rect id="_x0000_i1295" style="width:0;height:1.5pt" o:hralign="center" o:hrstd="t" o:hr="t" fillcolor="#a0a0a0" stroked="f"/>
+          <v:rect id="_x0000_i1025" style="width:0;height:1.5pt" o:hralign="center" o:hrstd="t" o:hr="t" fillcolor="#a0a0a0" stroked="f"/>
         </w:pict>
       </w:r>
     </w:p>
@@ -134,7 +122,15 @@
     </w:p>
     <w:p>
       <w:r>
-        <w:t xml:space="preserve">for i in </w:t>
+        <w:t xml:space="preserve">for </w:t>
+      </w:r>
+      <w:proofErr w:type="spellStart"/>
+      <w:r>
+        <w:t>i</w:t>
+      </w:r>
+      <w:proofErr w:type="spellEnd"/>
+      <w:r>
+        <w:t xml:space="preserve"> in </w:t>
       </w:r>
       <w:proofErr w:type="gramStart"/>
       <w:r>
@@ -147,7 +143,15 @@
     </w:p>
     <w:p>
       <w:r>
-        <w:t xml:space="preserve">    print(i)</w:t>
+        <w:t xml:space="preserve">    print(</w:t>
+      </w:r>
+      <w:proofErr w:type="spellStart"/>
+      <w:r>
+        <w:t>i</w:t>
+      </w:r>
+      <w:proofErr w:type="spellEnd"/>
+      <w:r>
+        <w:t>)</w:t>
       </w:r>
     </w:p>
     <w:p>
@@ -188,7 +192,7 @@
     <w:p>
       <w:r>
         <w:pict w14:anchorId="2D82F41F">
-          <v:rect id="_x0000_i1296" style="width:0;height:1.5pt" o:hralign="center" o:hrstd="t" o:hr="t" fillcolor="#a0a0a0" stroked="f"/>
+          <v:rect id="_x0000_i1026" style="width:0;height:1.5pt" o:hralign="center" o:hrstd="t" o:hr="t" fillcolor="#a0a0a0" stroked="f"/>
         </w:pict>
       </w:r>
     </w:p>
@@ -298,7 +302,7 @@
     <w:p>
       <w:r>
         <w:pict w14:anchorId="13DC1072">
-          <v:rect id="_x0000_i1297" style="width:0;height:1.5pt" o:hralign="center" o:hrstd="t" o:hr="t" fillcolor="#a0a0a0" stroked="f"/>
+          <v:rect id="_x0000_i1027" style="width:0;height:1.5pt" o:hralign="center" o:hrstd="t" o:hr="t" fillcolor="#a0a0a0" stroked="f"/>
         </w:pict>
       </w:r>
     </w:p>
@@ -319,7 +323,15 @@
     </w:p>
     <w:p>
       <w:r>
-        <w:t>The for loop is used to iterate over a sequence or iterable.</w:t>
+        <w:t xml:space="preserve">The for loop is used to iterate over a sequence or </w:t>
+      </w:r>
+      <w:proofErr w:type="spellStart"/>
+      <w:r>
+        <w:t>iterable</w:t>
+      </w:r>
+      <w:proofErr w:type="spellEnd"/>
+      <w:r>
+        <w:t>.</w:t>
       </w:r>
     </w:p>
     <w:p>
@@ -339,7 +351,15 @@
     </w:p>
     <w:p>
       <w:r>
-        <w:t>for variable in iterable:</w:t>
+        <w:t xml:space="preserve">for variable in </w:t>
+      </w:r>
+      <w:proofErr w:type="spellStart"/>
+      <w:r>
+        <w:t>iterable</w:t>
+      </w:r>
+      <w:proofErr w:type="spellEnd"/>
+      <w:r>
+        <w:t>:</w:t>
       </w:r>
     </w:p>
     <w:p>
@@ -354,7 +374,15 @@
     </w:p>
     <w:p>
       <w:r>
-        <w:t xml:space="preserve">for i in </w:t>
+        <w:t xml:space="preserve">for </w:t>
+      </w:r>
+      <w:proofErr w:type="spellStart"/>
+      <w:r>
+        <w:t>i</w:t>
+      </w:r>
+      <w:proofErr w:type="spellEnd"/>
+      <w:r>
+        <w:t xml:space="preserve"> in </w:t>
       </w:r>
       <w:proofErr w:type="gramStart"/>
       <w:r>
@@ -367,7 +395,15 @@
     </w:p>
     <w:p>
       <w:r>
-        <w:t xml:space="preserve">    print(i)</w:t>
+        <w:t xml:space="preserve">    print(</w:t>
+      </w:r>
+      <w:proofErr w:type="spellStart"/>
+      <w:r>
+        <w:t>i</w:t>
+      </w:r>
+      <w:proofErr w:type="spellEnd"/>
+      <w:r>
+        <w:t>)</w:t>
       </w:r>
     </w:p>
     <w:p>
@@ -426,7 +462,7 @@
     <w:p>
       <w:r>
         <w:pict w14:anchorId="7C6FAE51">
-          <v:rect id="_x0000_i1298" style="width:0;height:1.5pt" o:hralign="center" o:hrstd="t" o:hr="t" fillcolor="#a0a0a0" stroked="f"/>
+          <v:rect id="_x0000_i1028" style="width:0;height:1.5pt" o:hralign="center" o:hrstd="t" o:hr="t" fillcolor="#a0a0a0" stroked="f"/>
         </w:pict>
       </w:r>
     </w:p>
@@ -493,7 +529,15 @@
     </w:p>
     <w:p>
       <w:r>
-        <w:t xml:space="preserve">for i in </w:t>
+        <w:t xml:space="preserve">for </w:t>
+      </w:r>
+      <w:proofErr w:type="spellStart"/>
+      <w:r>
+        <w:t>i</w:t>
+      </w:r>
+      <w:proofErr w:type="spellEnd"/>
+      <w:r>
+        <w:t xml:space="preserve"> in </w:t>
       </w:r>
       <w:proofErr w:type="gramStart"/>
       <w:r>
@@ -507,7 +551,15 @@
     <w:p>
       <w:r>
         <w:lastRenderedPageBreak/>
-        <w:t xml:space="preserve">    print(i)</w:t>
+        <w:t xml:space="preserve">    print(</w:t>
+      </w:r>
+      <w:proofErr w:type="spellStart"/>
+      <w:r>
+        <w:t>i</w:t>
+      </w:r>
+      <w:proofErr w:type="spellEnd"/>
+      <w:r>
+        <w:t>)</w:t>
       </w:r>
     </w:p>
     <w:p>
@@ -543,7 +595,7 @@
     <w:p>
       <w:r>
         <w:pict w14:anchorId="637F4F83">
-          <v:rect id="_x0000_i1299" style="width:0;height:1.5pt" o:hralign="center" o:hrstd="t" o:hr="t" fillcolor="#a0a0a0" stroked="f"/>
+          <v:rect id="_x0000_i1029" style="width:0;height:1.5pt" o:hralign="center" o:hrstd="t" o:hr="t" fillcolor="#a0a0a0" stroked="f"/>
         </w:pict>
       </w:r>
     </w:p>
@@ -573,7 +625,15 @@
     </w:p>
     <w:p>
       <w:r>
-        <w:t xml:space="preserve">for i in </w:t>
+        <w:t xml:space="preserve">for </w:t>
+      </w:r>
+      <w:proofErr w:type="spellStart"/>
+      <w:r>
+        <w:t>i</w:t>
+      </w:r>
+      <w:proofErr w:type="spellEnd"/>
+      <w:r>
+        <w:t xml:space="preserve"> in </w:t>
       </w:r>
       <w:proofErr w:type="gramStart"/>
       <w:r>
@@ -586,7 +646,15 @@
     </w:p>
     <w:p>
       <w:r>
-        <w:t xml:space="preserve">    print(i)</w:t>
+        <w:t xml:space="preserve">    print(</w:t>
+      </w:r>
+      <w:proofErr w:type="spellStart"/>
+      <w:r>
+        <w:t>i</w:t>
+      </w:r>
+      <w:proofErr w:type="spellEnd"/>
+      <w:r>
+        <w:t>)</w:t>
       </w:r>
     </w:p>
     <w:p>
@@ -667,7 +735,7 @@
     <w:p>
       <w:r>
         <w:pict w14:anchorId="261A389F">
-          <v:rect id="_x0000_i1300" style="width:0;height:1.5pt" o:hralign="center" o:hrstd="t" o:hr="t" fillcolor="#a0a0a0" stroked="f"/>
+          <v:rect id="_x0000_i1030" style="width:0;height:1.5pt" o:hralign="center" o:hrstd="t" o:hr="t" fillcolor="#a0a0a0" stroked="f"/>
         </w:pict>
       </w:r>
     </w:p>
@@ -697,7 +765,15 @@
     </w:p>
     <w:p>
       <w:r>
-        <w:t xml:space="preserve">for i in </w:t>
+        <w:t xml:space="preserve">for </w:t>
+      </w:r>
+      <w:proofErr w:type="spellStart"/>
+      <w:r>
+        <w:t>i</w:t>
+      </w:r>
+      <w:proofErr w:type="spellEnd"/>
+      <w:r>
+        <w:t xml:space="preserve"> in </w:t>
       </w:r>
       <w:proofErr w:type="gramStart"/>
       <w:r>
@@ -710,7 +786,15 @@
     </w:p>
     <w:p>
       <w:r>
-        <w:t xml:space="preserve">    print(i)</w:t>
+        <w:t xml:space="preserve">    print(</w:t>
+      </w:r>
+      <w:proofErr w:type="spellStart"/>
+      <w:r>
+        <w:t>i</w:t>
+      </w:r>
+      <w:proofErr w:type="spellEnd"/>
+      <w:r>
+        <w:t>)</w:t>
       </w:r>
     </w:p>
     <w:p>
@@ -777,7 +861,7 @@
     <w:p>
       <w:r>
         <w:pict w14:anchorId="56FAF20B">
-          <v:rect id="_x0000_i1301" style="width:0;height:1.5pt" o:hralign="center" o:hrstd="t" o:hr="t" fillcolor="#a0a0a0" stroked="f"/>
+          <v:rect id="_x0000_i1031" style="width:0;height:1.5pt" o:hralign="center" o:hrstd="t" o:hr="t" fillcolor="#a0a0a0" stroked="f"/>
         </w:pict>
       </w:r>
     </w:p>
@@ -803,7 +887,15 @@
     </w:p>
     <w:p>
       <w:r>
-        <w:t xml:space="preserve">for i in </w:t>
+        <w:t xml:space="preserve">for </w:t>
+      </w:r>
+      <w:proofErr w:type="spellStart"/>
+      <w:r>
+        <w:t>i</w:t>
+      </w:r>
+      <w:proofErr w:type="spellEnd"/>
+      <w:r>
+        <w:t xml:space="preserve"> in </w:t>
       </w:r>
       <w:proofErr w:type="gramStart"/>
       <w:r>
@@ -816,7 +908,15 @@
     </w:p>
     <w:p>
       <w:r>
-        <w:t xml:space="preserve">    print(i)</w:t>
+        <w:t xml:space="preserve">    print(</w:t>
+      </w:r>
+      <w:proofErr w:type="spellStart"/>
+      <w:r>
+        <w:t>i</w:t>
+      </w:r>
+      <w:proofErr w:type="spellEnd"/>
+      <w:r>
+        <w:t>)</w:t>
       </w:r>
     </w:p>
     <w:p>
@@ -881,7 +981,15 @@
     </w:p>
     <w:p>
       <w:r>
-        <w:t xml:space="preserve">for i in </w:t>
+        <w:t xml:space="preserve">for </w:t>
+      </w:r>
+      <w:proofErr w:type="spellStart"/>
+      <w:r>
+        <w:t>i</w:t>
+      </w:r>
+      <w:proofErr w:type="spellEnd"/>
+      <w:r>
+        <w:t xml:space="preserve"> in </w:t>
       </w:r>
       <w:proofErr w:type="gramStart"/>
       <w:r>
@@ -895,7 +1003,15 @@
     <w:p>
       <w:r>
         <w:lastRenderedPageBreak/>
-        <w:t xml:space="preserve">    print(i)</w:t>
+        <w:t xml:space="preserve">    print(</w:t>
+      </w:r>
+      <w:proofErr w:type="spellStart"/>
+      <w:r>
+        <w:t>i</w:t>
+      </w:r>
+      <w:proofErr w:type="spellEnd"/>
+      <w:r>
+        <w:t>)</w:t>
       </w:r>
     </w:p>
     <w:p>
@@ -931,7 +1047,7 @@
     <w:p>
       <w:r>
         <w:pict w14:anchorId="7424785E">
-          <v:rect id="_x0000_i1302" style="width:0;height:1.5pt" o:hralign="center" o:hrstd="t" o:hr="t" fillcolor="#a0a0a0" stroked="f"/>
+          <v:rect id="_x0000_i1032" style="width:0;height:1.5pt" o:hralign="center" o:hrstd="t" o:hr="t" fillcolor="#a0a0a0" stroked="f"/>
         </w:pict>
       </w:r>
     </w:p>
@@ -972,12 +1088,52 @@
       </w:r>
       <w:proofErr w:type="gramEnd"/>
       <w:r>
-        <w:t>int i = 1; i &lt;= 5; i++) {</w:t>
-      </w:r>
-    </w:p>
-    <w:p>
-      <w:r>
-        <w:t xml:space="preserve">    System.out.println(i);</w:t>
+        <w:t xml:space="preserve">int </w:t>
+      </w:r>
+      <w:proofErr w:type="spellStart"/>
+      <w:r>
+        <w:t>i</w:t>
+      </w:r>
+      <w:proofErr w:type="spellEnd"/>
+      <w:r>
+        <w:t xml:space="preserve"> = 1; </w:t>
+      </w:r>
+      <w:proofErr w:type="spellStart"/>
+      <w:r>
+        <w:t>i</w:t>
+      </w:r>
+      <w:proofErr w:type="spellEnd"/>
+      <w:r>
+        <w:t xml:space="preserve"> &lt;= 5; </w:t>
+      </w:r>
+      <w:proofErr w:type="spellStart"/>
+      <w:r>
+        <w:t>i</w:t>
+      </w:r>
+      <w:proofErr w:type="spellEnd"/>
+      <w:r>
+        <w:t>++) {</w:t>
+      </w:r>
+    </w:p>
+    <w:p>
+      <w:r>
+        <w:t xml:space="preserve">    </w:t>
+      </w:r>
+      <w:proofErr w:type="spellStart"/>
+      <w:r>
+        <w:t>System.out.println</w:t>
+      </w:r>
+      <w:proofErr w:type="spellEnd"/>
+      <w:r>
+        <w:t>(</w:t>
+      </w:r>
+      <w:proofErr w:type="spellStart"/>
+      <w:r>
+        <w:t>i</w:t>
+      </w:r>
+      <w:proofErr w:type="spellEnd"/>
+      <w:r>
+        <w:t>);</w:t>
       </w:r>
     </w:p>
     <w:p>
@@ -1002,7 +1158,15 @@
     </w:p>
     <w:p>
       <w:r>
-        <w:t xml:space="preserve">for i in </w:t>
+        <w:t xml:space="preserve">for </w:t>
+      </w:r>
+      <w:proofErr w:type="spellStart"/>
+      <w:r>
+        <w:t>i</w:t>
+      </w:r>
+      <w:proofErr w:type="spellEnd"/>
+      <w:r>
+        <w:t xml:space="preserve"> in </w:t>
       </w:r>
       <w:proofErr w:type="gramStart"/>
       <w:r>
@@ -1015,7 +1179,15 @@
     </w:p>
     <w:p>
       <w:r>
-        <w:t xml:space="preserve">    print(i)</w:t>
+        <w:t xml:space="preserve">    print(</w:t>
+      </w:r>
+      <w:proofErr w:type="spellStart"/>
+      <w:r>
+        <w:t>i</w:t>
+      </w:r>
+      <w:proofErr w:type="spellEnd"/>
+      <w:r>
+        <w:t>)</w:t>
       </w:r>
     </w:p>
     <w:p>
@@ -1096,7 +1268,7 @@
     <w:p>
       <w:r>
         <w:pict w14:anchorId="362AAF53">
-          <v:rect id="_x0000_i1303" style="width:0;height:1.5pt" o:hralign="center" o:hrstd="t" o:hr="t" fillcolor="#a0a0a0" stroked="f"/>
+          <v:rect id="_x0000_i1033" style="width:0;height:1.5pt" o:hralign="center" o:hrstd="t" o:hr="t" fillcolor="#a0a0a0" stroked="f"/>
         </w:pict>
       </w:r>
     </w:p>
@@ -1117,7 +1289,15 @@
     </w:p>
     <w:p>
       <w:r>
-        <w:t>A string is iterable.</w:t>
+        <w:t xml:space="preserve">A string is </w:t>
+      </w:r>
+      <w:proofErr w:type="spellStart"/>
+      <w:r>
+        <w:t>iterable</w:t>
+      </w:r>
+      <w:proofErr w:type="spellEnd"/>
+      <w:r>
+        <w:t>.</w:t>
       </w:r>
     </w:p>
     <w:p>
@@ -1184,15 +1364,41 @@
       </w:r>
       <w:proofErr w:type="gramEnd"/>
       <w:r>
-        <w:t xml:space="preserve">int i = 0; i &lt; </w:t>
-      </w:r>
+        <w:t xml:space="preserve">int </w:t>
+      </w:r>
+      <w:proofErr w:type="spellStart"/>
+      <w:r>
+        <w:t>i</w:t>
+      </w:r>
+      <w:proofErr w:type="spellEnd"/>
+      <w:r>
+        <w:t xml:space="preserve"> = 0; </w:t>
+      </w:r>
+      <w:proofErr w:type="spellStart"/>
+      <w:r>
+        <w:t>i</w:t>
+      </w:r>
+      <w:proofErr w:type="spellEnd"/>
+      <w:r>
+        <w:t xml:space="preserve"> &lt; </w:t>
+      </w:r>
+      <w:proofErr w:type="spellStart"/>
       <w:proofErr w:type="gramStart"/>
       <w:r>
         <w:t>name.length</w:t>
       </w:r>
-      <w:proofErr w:type="gramEnd"/>
-      <w:r>
-        <w:t>(); i++)</w:t>
+      <w:proofErr w:type="spellEnd"/>
+      <w:proofErr w:type="gramEnd"/>
+      <w:r>
+        <w:t xml:space="preserve">(); </w:t>
+      </w:r>
+      <w:proofErr w:type="spellStart"/>
+      <w:r>
+        <w:t>i</w:t>
+      </w:r>
+      <w:proofErr w:type="spellEnd"/>
+      <w:r>
+        <w:t>++)</w:t>
       </w:r>
     </w:p>
     <w:p>
@@ -1203,7 +1409,7 @@
     <w:p>
       <w:r>
         <w:pict w14:anchorId="1E94E2B0">
-          <v:rect id="_x0000_i1304" style="width:0;height:1.5pt" o:hralign="center" o:hrstd="t" o:hr="t" fillcolor="#a0a0a0" stroked="f"/>
+          <v:rect id="_x0000_i1034" style="width:0;height:1.5pt" o:hralign="center" o:hrstd="t" o:hr="t" fillcolor="#a0a0a0" stroked="f"/>
         </w:pict>
       </w:r>
     </w:p>
@@ -1271,7 +1477,7 @@
     <w:p>
       <w:r>
         <w:pict w14:anchorId="50C9441E">
-          <v:rect id="_x0000_i1305" style="width:0;height:1.5pt" o:hralign="center" o:hrstd="t" o:hr="t" fillcolor="#a0a0a0" stroked="f"/>
+          <v:rect id="_x0000_i1035" style="width:0;height:1.5pt" o:hralign="center" o:hrstd="t" o:hr="t" fillcolor="#a0a0a0" stroked="f"/>
         </w:pict>
       </w:r>
     </w:p>
@@ -1335,7 +1541,7 @@
     <w:p>
       <w:r>
         <w:pict w14:anchorId="544705FE">
-          <v:rect id="_x0000_i1306" style="width:0;height:1.5pt" o:hralign="center" o:hrstd="t" o:hr="t" fillcolor="#a0a0a0" stroked="f"/>
+          <v:rect id="_x0000_i1036" style="width:0;height:1.5pt" o:hralign="center" o:hrstd="t" o:hr="t" fillcolor="#a0a0a0" stroked="f"/>
         </w:pict>
       </w:r>
     </w:p>
@@ -1378,7 +1584,7 @@
     <w:p>
       <w:r>
         <w:pict w14:anchorId="43BDCBF9">
-          <v:rect id="_x0000_i1307" style="width:0;height:1.5pt" o:hralign="center" o:hrstd="t" o:hr="t" fillcolor="#a0a0a0" stroked="f"/>
+          <v:rect id="_x0000_i1037" style="width:0;height:1.5pt" o:hralign="center" o:hrstd="t" o:hr="t" fillcolor="#a0a0a0" stroked="f"/>
         </w:pict>
       </w:r>
     </w:p>
@@ -1492,10 +1698,12 @@
       <w:r>
         <w:t xml:space="preserve">for value in </w:t>
       </w:r>
+      <w:proofErr w:type="spellStart"/>
       <w:proofErr w:type="gramStart"/>
       <w:r>
         <w:t>employee.values</w:t>
       </w:r>
+      <w:proofErr w:type="spellEnd"/>
       <w:proofErr w:type="gramEnd"/>
       <w:r>
         <w:t>():</w:t>
@@ -1525,10 +1733,12 @@
       <w:r>
         <w:t xml:space="preserve">for key, value in </w:t>
       </w:r>
+      <w:proofErr w:type="spellStart"/>
       <w:proofErr w:type="gramStart"/>
       <w:r>
         <w:t>employee.items</w:t>
       </w:r>
+      <w:proofErr w:type="spellEnd"/>
       <w:proofErr w:type="gramEnd"/>
       <w:r>
         <w:t>():</w:t>
@@ -1575,7 +1785,7 @@
     <w:p>
       <w:r>
         <w:pict w14:anchorId="6346DC1B">
-          <v:rect id="_x0000_i1308" style="width:0;height:1.5pt" o:hralign="center" o:hrstd="t" o:hr="t" fillcolor="#a0a0a0" stroked="f"/>
+          <v:rect id="_x0000_i1038" style="width:0;height:1.5pt" o:hralign="center" o:hrstd="t" o:hr="t" fillcolor="#a0a0a0" stroked="f"/>
         </w:pict>
       </w:r>
     </w:p>
@@ -1632,7 +1842,23 @@
     </w:p>
     <w:p>
       <w:r>
-        <w:t>for i in range(len(languages)):</w:t>
+        <w:t xml:space="preserve">for </w:t>
+      </w:r>
+      <w:proofErr w:type="spellStart"/>
+      <w:r>
+        <w:t>i</w:t>
+      </w:r>
+      <w:proofErr w:type="spellEnd"/>
+      <w:r>
+        <w:t xml:space="preserve"> in range(</w:t>
+      </w:r>
+      <w:proofErr w:type="spellStart"/>
+      <w:r>
+        <w:t>len</w:t>
+      </w:r>
+      <w:proofErr w:type="spellEnd"/>
+      <w:r>
+        <w:t>(languages)):</w:t>
       </w:r>
     </w:p>
     <w:p>
@@ -1643,9 +1869,22 @@
       <w:r>
         <w:t>print(</w:t>
       </w:r>
-      <w:proofErr w:type="gramEnd"/>
-      <w:r>
-        <w:t>i, languages[i])</w:t>
+      <w:proofErr w:type="spellStart"/>
+      <w:proofErr w:type="gramEnd"/>
+      <w:r>
+        <w:t>i</w:t>
+      </w:r>
+      <w:proofErr w:type="spellEnd"/>
+      <w:r>
+        <w:t>, languages[</w:t>
+      </w:r>
+      <w:proofErr w:type="spellStart"/>
+      <w:r>
+        <w:t>i</w:t>
+      </w:r>
+      <w:proofErr w:type="spellEnd"/>
+      <w:r>
+        <w:t>])</w:t>
       </w:r>
     </w:p>
     <w:p>
@@ -1770,20 +2009,78 @@
       </w:r>
       <w:proofErr w:type="gramEnd"/>
       <w:r>
-        <w:t xml:space="preserve">int i = 0; i &lt; </w:t>
-      </w:r>
+        <w:t xml:space="preserve">int </w:t>
+      </w:r>
+      <w:proofErr w:type="spellStart"/>
+      <w:r>
+        <w:t>i</w:t>
+      </w:r>
+      <w:proofErr w:type="spellEnd"/>
+      <w:r>
+        <w:t xml:space="preserve"> = 0; </w:t>
+      </w:r>
+      <w:proofErr w:type="spellStart"/>
+      <w:r>
+        <w:t>i</w:t>
+      </w:r>
+      <w:proofErr w:type="spellEnd"/>
+      <w:r>
+        <w:t xml:space="preserve"> &lt; </w:t>
+      </w:r>
+      <w:proofErr w:type="spellStart"/>
       <w:proofErr w:type="gramStart"/>
       <w:r>
         <w:t>languages.size</w:t>
       </w:r>
-      <w:proofErr w:type="gramEnd"/>
-      <w:r>
-        <w:t>(); i++) {</w:t>
-      </w:r>
-    </w:p>
-    <w:p>
-      <w:r>
-        <w:t xml:space="preserve">    System.out.println(i + " " + languages.get(i));</w:t>
+      <w:proofErr w:type="spellEnd"/>
+      <w:proofErr w:type="gramEnd"/>
+      <w:r>
+        <w:t xml:space="preserve">(); </w:t>
+      </w:r>
+      <w:proofErr w:type="spellStart"/>
+      <w:r>
+        <w:t>i</w:t>
+      </w:r>
+      <w:proofErr w:type="spellEnd"/>
+      <w:r>
+        <w:t>++) {</w:t>
+      </w:r>
+    </w:p>
+    <w:p>
+      <w:r>
+        <w:t xml:space="preserve">    </w:t>
+      </w:r>
+      <w:proofErr w:type="spellStart"/>
+      <w:r>
+        <w:t>System.out.println</w:t>
+      </w:r>
+      <w:proofErr w:type="spellEnd"/>
+      <w:r>
+        <w:t>(</w:t>
+      </w:r>
+      <w:proofErr w:type="spellStart"/>
+      <w:r>
+        <w:t>i</w:t>
+      </w:r>
+      <w:proofErr w:type="spellEnd"/>
+      <w:r>
+        <w:t xml:space="preserve"> + " " + </w:t>
+      </w:r>
+      <w:proofErr w:type="spellStart"/>
+      <w:r>
+        <w:t>languages.get</w:t>
+      </w:r>
+      <w:proofErr w:type="spellEnd"/>
+      <w:r>
+        <w:t>(</w:t>
+      </w:r>
+      <w:proofErr w:type="spellStart"/>
+      <w:r>
+        <w:t>i</w:t>
+      </w:r>
+      <w:proofErr w:type="spellEnd"/>
+      <w:r>
+        <w:t>));</w:t>
       </w:r>
     </w:p>
     <w:p>
@@ -1812,7 +2109,7 @@
     <w:p>
       <w:r>
         <w:pict w14:anchorId="3076F10B">
-          <v:rect id="_x0000_i1309" style="width:0;height:1.5pt" o:hralign="center" o:hrstd="t" o:hr="t" fillcolor="#a0a0a0" stroked="f"/>
+          <v:rect id="_x0000_i1039" style="width:0;height:1.5pt" o:hralign="center" o:hrstd="t" o:hr="t" fillcolor="#a0a0a0" stroked="f"/>
         </w:pict>
       </w:r>
     </w:p>
@@ -1867,24 +2164,53 @@
       </w:r>
     </w:p>
     <w:p>
-      <w:r>
-        <w:t>i = 1</w:t>
+      <w:proofErr w:type="spellStart"/>
+      <w:r>
+        <w:t>i</w:t>
+      </w:r>
+      <w:proofErr w:type="spellEnd"/>
+      <w:r>
+        <w:t xml:space="preserve"> = 1</w:t>
       </w:r>
     </w:p>
     <w:p/>
     <w:p>
       <w:r>
-        <w:t>while i &lt;= 5:</w:t>
-      </w:r>
-    </w:p>
-    <w:p>
-      <w:r>
-        <w:t xml:space="preserve">    print(i)</w:t>
-      </w:r>
-    </w:p>
-    <w:p>
-      <w:r>
-        <w:t xml:space="preserve">    i += 1</w:t>
+        <w:t xml:space="preserve">while </w:t>
+      </w:r>
+      <w:proofErr w:type="spellStart"/>
+      <w:r>
+        <w:t>i</w:t>
+      </w:r>
+      <w:proofErr w:type="spellEnd"/>
+      <w:r>
+        <w:t xml:space="preserve"> &lt;= 5:</w:t>
+      </w:r>
+    </w:p>
+    <w:p>
+      <w:r>
+        <w:t xml:space="preserve">    print(</w:t>
+      </w:r>
+      <w:proofErr w:type="spellStart"/>
+      <w:r>
+        <w:t>i</w:t>
+      </w:r>
+      <w:proofErr w:type="spellEnd"/>
+      <w:r>
+        <w:t>)</w:t>
+      </w:r>
+    </w:p>
+    <w:p>
+      <w:r>
+        <w:t xml:space="preserve">    </w:t>
+      </w:r>
+      <w:proofErr w:type="spellStart"/>
+      <w:r>
+        <w:t>i</w:t>
+      </w:r>
+      <w:proofErr w:type="spellEnd"/>
+      <w:r>
+        <w:t xml:space="preserve"> += 1</w:t>
       </w:r>
     </w:p>
     <w:p>
@@ -1921,7 +2247,7 @@
     <w:p>
       <w:r>
         <w:pict w14:anchorId="5E0A08CA">
-          <v:rect id="_x0000_i1310" style="width:0;height:1.5pt" o:hralign="center" o:hrstd="t" o:hr="t" fillcolor="#a0a0a0" stroked="f"/>
+          <v:rect id="_x0000_i1040" style="width:0;height:1.5pt" o:hralign="center" o:hrstd="t" o:hr="t" fillcolor="#a0a0a0" stroked="f"/>
         </w:pict>
       </w:r>
     </w:p>
@@ -1957,7 +2283,15 @@
     </w:p>
     <w:p>
       <w:r>
-        <w:t>int i = 1;</w:t>
+        <w:t xml:space="preserve">int </w:t>
+      </w:r>
+      <w:proofErr w:type="spellStart"/>
+      <w:r>
+        <w:t>i</w:t>
+      </w:r>
+      <w:proofErr w:type="spellEnd"/>
+      <w:r>
+        <w:t xml:space="preserve"> = 1;</w:t>
       </w:r>
     </w:p>
     <w:p/>
@@ -1966,19 +2300,48 @@
       <w:r>
         <w:t>while(</w:t>
       </w:r>
-      <w:proofErr w:type="gramEnd"/>
-      <w:r>
-        <w:t>i &lt;= 5) {</w:t>
-      </w:r>
-    </w:p>
-    <w:p>
-      <w:r>
-        <w:t xml:space="preserve">    System.out.println(i);</w:t>
-      </w:r>
-    </w:p>
-    <w:p>
-      <w:r>
-        <w:t xml:space="preserve">    i++;</w:t>
+      <w:proofErr w:type="spellStart"/>
+      <w:proofErr w:type="gramEnd"/>
+      <w:r>
+        <w:t>i</w:t>
+      </w:r>
+      <w:proofErr w:type="spellEnd"/>
+      <w:r>
+        <w:t xml:space="preserve"> &lt;= 5) {</w:t>
+      </w:r>
+    </w:p>
+    <w:p>
+      <w:r>
+        <w:t xml:space="preserve">    </w:t>
+      </w:r>
+      <w:proofErr w:type="spellStart"/>
+      <w:r>
+        <w:t>System.out.println</w:t>
+      </w:r>
+      <w:proofErr w:type="spellEnd"/>
+      <w:r>
+        <w:t>(</w:t>
+      </w:r>
+      <w:proofErr w:type="spellStart"/>
+      <w:r>
+        <w:t>i</w:t>
+      </w:r>
+      <w:proofErr w:type="spellEnd"/>
+      <w:r>
+        <w:t>);</w:t>
+      </w:r>
+    </w:p>
+    <w:p>
+      <w:r>
+        <w:t xml:space="preserve">    </w:t>
+      </w:r>
+      <w:proofErr w:type="spellStart"/>
+      <w:r>
+        <w:t>i</w:t>
+      </w:r>
+      <w:proofErr w:type="spellEnd"/>
+      <w:r>
+        <w:t>++;</w:t>
       </w:r>
     </w:p>
     <w:p>
@@ -2002,24 +2365,53 @@
       </w:r>
     </w:p>
     <w:p>
-      <w:r>
-        <w:t>i = 1</w:t>
+      <w:proofErr w:type="spellStart"/>
+      <w:r>
+        <w:t>i</w:t>
+      </w:r>
+      <w:proofErr w:type="spellEnd"/>
+      <w:r>
+        <w:t xml:space="preserve"> = 1</w:t>
       </w:r>
     </w:p>
     <w:p/>
     <w:p>
       <w:r>
-        <w:t>while i &lt;= 5:</w:t>
-      </w:r>
-    </w:p>
-    <w:p>
-      <w:r>
-        <w:t xml:space="preserve">    print(i)</w:t>
-      </w:r>
-    </w:p>
-    <w:p>
-      <w:r>
-        <w:t xml:space="preserve">    i += 1</w:t>
+        <w:t xml:space="preserve">while </w:t>
+      </w:r>
+      <w:proofErr w:type="spellStart"/>
+      <w:r>
+        <w:t>i</w:t>
+      </w:r>
+      <w:proofErr w:type="spellEnd"/>
+      <w:r>
+        <w:t xml:space="preserve"> &lt;= 5:</w:t>
+      </w:r>
+    </w:p>
+    <w:p>
+      <w:r>
+        <w:t xml:space="preserve">    print(</w:t>
+      </w:r>
+      <w:proofErr w:type="spellStart"/>
+      <w:r>
+        <w:t>i</w:t>
+      </w:r>
+      <w:proofErr w:type="spellEnd"/>
+      <w:r>
+        <w:t>)</w:t>
+      </w:r>
+    </w:p>
+    <w:p>
+      <w:r>
+        <w:t xml:space="preserve">    </w:t>
+      </w:r>
+      <w:proofErr w:type="spellStart"/>
+      <w:r>
+        <w:t>i</w:t>
+      </w:r>
+      <w:proofErr w:type="spellEnd"/>
+      <w:r>
+        <w:t xml:space="preserve"> += 1</w:t>
       </w:r>
     </w:p>
     <w:p>
@@ -2030,7 +2422,7 @@
     <w:p>
       <w:r>
         <w:pict w14:anchorId="42000666">
-          <v:rect id="_x0000_i1311" style="width:0;height:1.5pt" o:hralign="center" o:hrstd="t" o:hr="t" fillcolor="#a0a0a0" stroked="f"/>
+          <v:rect id="_x0000_i1041" style="width:0;height:1.5pt" o:hralign="center" o:hrstd="t" o:hr="t" fillcolor="#a0a0a0" stroked="f"/>
         </w:pict>
       </w:r>
     </w:p>
@@ -2060,19 +2452,40 @@
       </w:r>
     </w:p>
     <w:p>
-      <w:r>
-        <w:t>i = 1</w:t>
+      <w:proofErr w:type="spellStart"/>
+      <w:r>
+        <w:t>i</w:t>
+      </w:r>
+      <w:proofErr w:type="spellEnd"/>
+      <w:r>
+        <w:t xml:space="preserve"> = 1</w:t>
       </w:r>
     </w:p>
     <w:p/>
     <w:p>
       <w:r>
-        <w:t>while i &lt;= 5:</w:t>
-      </w:r>
-    </w:p>
-    <w:p>
-      <w:r>
-        <w:t xml:space="preserve">    print(i)</w:t>
+        <w:t xml:space="preserve">while </w:t>
+      </w:r>
+      <w:proofErr w:type="spellStart"/>
+      <w:r>
+        <w:t>i</w:t>
+      </w:r>
+      <w:proofErr w:type="spellEnd"/>
+      <w:r>
+        <w:t xml:space="preserve"> &lt;= 5:</w:t>
+      </w:r>
+    </w:p>
+    <w:p>
+      <w:r>
+        <w:t xml:space="preserve">    print(</w:t>
+      </w:r>
+      <w:proofErr w:type="spellStart"/>
+      <w:r>
+        <w:t>i</w:t>
+      </w:r>
+      <w:proofErr w:type="spellEnd"/>
+      <w:r>
+        <w:t>)</w:t>
       </w:r>
     </w:p>
     <w:p>
@@ -2082,7 +2495,15 @@
     </w:p>
     <w:p>
       <w:r>
-        <w:t>Because i never changes.</w:t>
+        <w:t xml:space="preserve">Because </w:t>
+      </w:r>
+      <w:proofErr w:type="spellStart"/>
+      <w:r>
+        <w:t>i</w:t>
+      </w:r>
+      <w:proofErr w:type="spellEnd"/>
+      <w:r>
+        <w:t xml:space="preserve"> never changes.</w:t>
       </w:r>
     </w:p>
     <w:p>
@@ -2092,30 +2513,59 @@
       </w:r>
     </w:p>
     <w:p>
-      <w:r>
-        <w:t>i = 1</w:t>
+      <w:proofErr w:type="spellStart"/>
+      <w:r>
+        <w:t>i</w:t>
+      </w:r>
+      <w:proofErr w:type="spellEnd"/>
+      <w:r>
+        <w:t xml:space="preserve"> = 1</w:t>
       </w:r>
     </w:p>
     <w:p/>
     <w:p>
       <w:r>
-        <w:t>while i &lt;= 5:</w:t>
-      </w:r>
-    </w:p>
-    <w:p>
-      <w:r>
-        <w:t xml:space="preserve">    print(i)</w:t>
-      </w:r>
-    </w:p>
-    <w:p>
-      <w:r>
-        <w:t xml:space="preserve">    i += 1</w:t>
+        <w:t xml:space="preserve">while </w:t>
+      </w:r>
+      <w:proofErr w:type="spellStart"/>
+      <w:r>
+        <w:t>i</w:t>
+      </w:r>
+      <w:proofErr w:type="spellEnd"/>
+      <w:r>
+        <w:t xml:space="preserve"> &lt;= 5:</w:t>
+      </w:r>
+    </w:p>
+    <w:p>
+      <w:r>
+        <w:t xml:space="preserve">    print(</w:t>
+      </w:r>
+      <w:proofErr w:type="spellStart"/>
+      <w:r>
+        <w:t>i</w:t>
+      </w:r>
+      <w:proofErr w:type="spellEnd"/>
+      <w:r>
+        <w:t>)</w:t>
+      </w:r>
+    </w:p>
+    <w:p>
+      <w:r>
+        <w:t xml:space="preserve">    </w:t>
+      </w:r>
+      <w:proofErr w:type="spellStart"/>
+      <w:r>
+        <w:t>i</w:t>
+      </w:r>
+      <w:proofErr w:type="spellEnd"/>
+      <w:r>
+        <w:t xml:space="preserve"> += 1</w:t>
       </w:r>
     </w:p>
     <w:p>
       <w:r>
         <w:pict w14:anchorId="160248CE">
-          <v:rect id="_x0000_i1312" style="width:0;height:1.5pt" o:hralign="center" o:hrstd="t" o:hr="t" fillcolor="#a0a0a0" stroked="f"/>
+          <v:rect id="_x0000_i1042" style="width:0;height:1.5pt" o:hralign="center" o:hrstd="t" o:hr="t" fillcolor="#a0a0a0" stroked="f"/>
         </w:pict>
       </w:r>
     </w:p>
@@ -2141,7 +2591,15 @@
     </w:p>
     <w:p>
       <w:r>
-        <w:t xml:space="preserve">for i in </w:t>
+        <w:t xml:space="preserve">for </w:t>
+      </w:r>
+      <w:proofErr w:type="spellStart"/>
+      <w:r>
+        <w:t>i</w:t>
+      </w:r>
+      <w:proofErr w:type="spellEnd"/>
+      <w:r>
+        <w:t xml:space="preserve"> in </w:t>
       </w:r>
       <w:proofErr w:type="gramStart"/>
       <w:r>
@@ -2155,7 +2613,15 @@
     <w:p/>
     <w:p>
       <w:r>
-        <w:t xml:space="preserve">    if i == 6:</w:t>
+        <w:t xml:space="preserve">    if </w:t>
+      </w:r>
+      <w:proofErr w:type="spellStart"/>
+      <w:r>
+        <w:t>i</w:t>
+      </w:r>
+      <w:proofErr w:type="spellEnd"/>
+      <w:r>
+        <w:t xml:space="preserve"> == 6:</w:t>
       </w:r>
     </w:p>
     <w:p>
@@ -2166,7 +2632,15 @@
     <w:p/>
     <w:p>
       <w:r>
-        <w:t xml:space="preserve">    print(i)</w:t>
+        <w:t xml:space="preserve">    print(</w:t>
+      </w:r>
+      <w:proofErr w:type="spellStart"/>
+      <w:r>
+        <w:t>i</w:t>
+      </w:r>
+      <w:proofErr w:type="spellEnd"/>
+      <w:r>
+        <w:t>)</w:t>
       </w:r>
     </w:p>
     <w:p>
@@ -2201,7 +2675,15 @@
     </w:p>
     <w:p>
       <w:r>
-        <w:t>When i == 6, the loop terminates.</w:t>
+        <w:t xml:space="preserve">When </w:t>
+      </w:r>
+      <w:proofErr w:type="spellStart"/>
+      <w:r>
+        <w:t>i</w:t>
+      </w:r>
+      <w:proofErr w:type="spellEnd"/>
+      <w:r>
+        <w:t xml:space="preserve"> == 6, the loop terminates.</w:t>
       </w:r>
     </w:p>
     <w:p>
@@ -2232,7 +2714,7 @@
     <w:p>
       <w:r>
         <w:pict w14:anchorId="70AFC0D4">
-          <v:rect id="_x0000_i1313" style="width:0;height:1.5pt" o:hralign="center" o:hrstd="t" o:hr="t" fillcolor="#a0a0a0" stroked="f"/>
+          <v:rect id="_x0000_i1043" style="width:0;height:1.5pt" o:hralign="center" o:hrstd="t" o:hr="t" fillcolor="#a0a0a0" stroked="f"/>
         </w:pict>
       </w:r>
     </w:p>
@@ -2264,7 +2746,15 @@
     </w:p>
     <w:p>
       <w:r>
-        <w:t xml:space="preserve">for i in </w:t>
+        <w:t xml:space="preserve">for </w:t>
+      </w:r>
+      <w:proofErr w:type="spellStart"/>
+      <w:r>
+        <w:t>i</w:t>
+      </w:r>
+      <w:proofErr w:type="spellEnd"/>
+      <w:r>
+        <w:t xml:space="preserve"> in </w:t>
       </w:r>
       <w:proofErr w:type="gramStart"/>
       <w:r>
@@ -2278,7 +2768,15 @@
     <w:p/>
     <w:p>
       <w:r>
-        <w:t xml:space="preserve">    if i == 3:</w:t>
+        <w:t xml:space="preserve">    if </w:t>
+      </w:r>
+      <w:proofErr w:type="spellStart"/>
+      <w:r>
+        <w:t>i</w:t>
+      </w:r>
+      <w:proofErr w:type="spellEnd"/>
+      <w:r>
+        <w:t xml:space="preserve"> == 3:</w:t>
       </w:r>
     </w:p>
     <w:p>
@@ -2289,7 +2787,15 @@
     <w:p/>
     <w:p>
       <w:r>
-        <w:t xml:space="preserve">    print(i)</w:t>
+        <w:t xml:space="preserve">    print(</w:t>
+      </w:r>
+      <w:proofErr w:type="spellStart"/>
+      <w:r>
+        <w:t>i</w:t>
+      </w:r>
+      <w:proofErr w:type="spellEnd"/>
+      <w:r>
+        <w:t>)</w:t>
       </w:r>
     </w:p>
     <w:p>
@@ -2325,7 +2831,7 @@
     <w:p>
       <w:r>
         <w:pict w14:anchorId="2185757C">
-          <v:rect id="_x0000_i1314" style="width:0;height:1.5pt" o:hralign="center" o:hrstd="t" o:hr="t" fillcolor="#a0a0a0" stroked="f"/>
+          <v:rect id="_x0000_i1044" style="width:0;height:1.5pt" o:hralign="center" o:hrstd="t" o:hr="t" fillcolor="#a0a0a0" stroked="f"/>
         </w:pict>
       </w:r>
     </w:p>
@@ -2505,7 +3011,15 @@
     </w:p>
     <w:p>
       <w:r>
-        <w:t xml:space="preserve">for i in </w:t>
+        <w:t xml:space="preserve">for </w:t>
+      </w:r>
+      <w:proofErr w:type="spellStart"/>
+      <w:r>
+        <w:t>i</w:t>
+      </w:r>
+      <w:proofErr w:type="spellEnd"/>
+      <w:r>
+        <w:t xml:space="preserve"> in </w:t>
       </w:r>
       <w:proofErr w:type="gramStart"/>
       <w:r>
@@ -2519,7 +3033,15 @@
     <w:p/>
     <w:p>
       <w:r>
-        <w:t xml:space="preserve">    if i == 3:</w:t>
+        <w:t xml:space="preserve">    if </w:t>
+      </w:r>
+      <w:proofErr w:type="spellStart"/>
+      <w:r>
+        <w:t>i</w:t>
+      </w:r>
+      <w:proofErr w:type="spellEnd"/>
+      <w:r>
+        <w:t xml:space="preserve"> == 3:</w:t>
       </w:r>
     </w:p>
     <w:p>
@@ -2539,7 +3061,15 @@
     </w:p>
     <w:p>
       <w:r>
-        <w:t xml:space="preserve">for i in </w:t>
+        <w:t xml:space="preserve">for </w:t>
+      </w:r>
+      <w:proofErr w:type="spellStart"/>
+      <w:r>
+        <w:t>i</w:t>
+      </w:r>
+      <w:proofErr w:type="spellEnd"/>
+      <w:r>
+        <w:t xml:space="preserve"> in </w:t>
       </w:r>
       <w:proofErr w:type="gramStart"/>
       <w:r>
@@ -2553,7 +3083,15 @@
     <w:p/>
     <w:p>
       <w:r>
-        <w:t xml:space="preserve">    if i == 3:</w:t>
+        <w:t xml:space="preserve">    if </w:t>
+      </w:r>
+      <w:proofErr w:type="spellStart"/>
+      <w:r>
+        <w:t>i</w:t>
+      </w:r>
+      <w:proofErr w:type="spellEnd"/>
+      <w:r>
+        <w:t xml:space="preserve"> == 3:</w:t>
       </w:r>
     </w:p>
     <w:p>
@@ -2564,7 +3102,15 @@
     <w:p/>
     <w:p>
       <w:r>
-        <w:t xml:space="preserve">    print(i)</w:t>
+        <w:t xml:space="preserve">    print(</w:t>
+      </w:r>
+      <w:proofErr w:type="spellStart"/>
+      <w:r>
+        <w:t>i</w:t>
+      </w:r>
+      <w:proofErr w:type="spellEnd"/>
+      <w:r>
+        <w:t>)</w:t>
       </w:r>
     </w:p>
     <w:p>
@@ -2575,7 +3121,7 @@
     <w:p>
       <w:r>
         <w:pict w14:anchorId="17F8E240">
-          <v:rect id="_x0000_i1315" style="width:0;height:1.5pt" o:hralign="center" o:hrstd="t" o:hr="t" fillcolor="#a0a0a0" stroked="f"/>
+          <v:rect id="_x0000_i1045" style="width:0;height:1.5pt" o:hralign="center" o:hrstd="t" o:hr="t" fillcolor="#a0a0a0" stroked="f"/>
         </w:pict>
       </w:r>
     </w:p>
@@ -2616,7 +3162,15 @@
     </w:p>
     <w:p>
       <w:r>
-        <w:t xml:space="preserve">for i in </w:t>
+        <w:t xml:space="preserve">for </w:t>
+      </w:r>
+      <w:proofErr w:type="spellStart"/>
+      <w:r>
+        <w:t>i</w:t>
+      </w:r>
+      <w:proofErr w:type="spellEnd"/>
+      <w:r>
+        <w:t xml:space="preserve"> in </w:t>
       </w:r>
       <w:proofErr w:type="gramStart"/>
       <w:r>
@@ -2659,11 +3213,19 @@
     </w:p>
     <w:p>
       <w:r>
-        <w:t>def process_</w:t>
-      </w:r>
-      <w:proofErr w:type="gramStart"/>
-      <w:r>
-        <w:t>data(</w:t>
+        <w:t xml:space="preserve">def </w:t>
+      </w:r>
+      <w:proofErr w:type="spellStart"/>
+      <w:r>
+        <w:t>process_</w:t>
+      </w:r>
+      <w:proofErr w:type="gramStart"/>
+      <w:r>
+        <w:t>data</w:t>
+      </w:r>
+      <w:proofErr w:type="spellEnd"/>
+      <w:r>
+        <w:t>(</w:t>
       </w:r>
       <w:proofErr w:type="gramEnd"/>
       <w:r>
@@ -2683,7 +3245,7 @@
     <w:p>
       <w:r>
         <w:pict w14:anchorId="420C80AD">
-          <v:rect id="_x0000_i1316" style="width:0;height:1.5pt" o:hralign="center" o:hrstd="t" o:hr="t" fillcolor="#a0a0a0" stroked="f"/>
+          <v:rect id="_x0000_i1046" style="width:0;height:1.5pt" o:hralign="center" o:hrstd="t" o:hr="t" fillcolor="#a0a0a0" stroked="f"/>
         </w:pict>
       </w:r>
     </w:p>
@@ -2714,7 +3276,15 @@
     </w:p>
     <w:p>
       <w:r>
-        <w:t xml:space="preserve">for i in </w:t>
+        <w:t xml:space="preserve">for </w:t>
+      </w:r>
+      <w:proofErr w:type="spellStart"/>
+      <w:r>
+        <w:t>i</w:t>
+      </w:r>
+      <w:proofErr w:type="spellEnd"/>
+      <w:r>
+        <w:t xml:space="preserve"> in </w:t>
       </w:r>
       <w:proofErr w:type="gramStart"/>
       <w:r>
@@ -2727,7 +3297,15 @@
     </w:p>
     <w:p>
       <w:r>
-        <w:t xml:space="preserve">    print(i)</w:t>
+        <w:t xml:space="preserve">    print(</w:t>
+      </w:r>
+      <w:proofErr w:type="spellStart"/>
+      <w:r>
+        <w:t>i</w:t>
+      </w:r>
+      <w:proofErr w:type="spellEnd"/>
+      <w:r>
+        <w:t>)</w:t>
       </w:r>
     </w:p>
     <w:p>
@@ -2792,7 +3370,7 @@
     <w:p>
       <w:r>
         <w:pict w14:anchorId="74B13500">
-          <v:rect id="_x0000_i1317" style="width:0;height:1.5pt" o:hralign="center" o:hrstd="t" o:hr="t" fillcolor="#a0a0a0" stroked="f"/>
+          <v:rect id="_x0000_i1047" style="width:0;height:1.5pt" o:hralign="center" o:hrstd="t" o:hr="t" fillcolor="#a0a0a0" stroked="f"/>
         </w:pict>
       </w:r>
     </w:p>
@@ -2813,7 +3391,15 @@
     </w:p>
     <w:p>
       <w:r>
-        <w:t xml:space="preserve">for i in </w:t>
+        <w:t xml:space="preserve">for </w:t>
+      </w:r>
+      <w:proofErr w:type="spellStart"/>
+      <w:r>
+        <w:t>i</w:t>
+      </w:r>
+      <w:proofErr w:type="spellEnd"/>
+      <w:r>
+        <w:t xml:space="preserve"> in </w:t>
       </w:r>
       <w:proofErr w:type="gramStart"/>
       <w:r>
@@ -2827,7 +3413,15 @@
     <w:p/>
     <w:p>
       <w:r>
-        <w:t xml:space="preserve">    if i == 3:</w:t>
+        <w:t xml:space="preserve">    if </w:t>
+      </w:r>
+      <w:proofErr w:type="spellStart"/>
+      <w:r>
+        <w:t>i</w:t>
+      </w:r>
+      <w:proofErr w:type="spellEnd"/>
+      <w:r>
+        <w:t xml:space="preserve"> == 3:</w:t>
       </w:r>
     </w:p>
     <w:p>
@@ -2838,7 +3432,15 @@
     <w:p/>
     <w:p>
       <w:r>
-        <w:t xml:space="preserve">    print(i)</w:t>
+        <w:t xml:space="preserve">    print(</w:t>
+      </w:r>
+      <w:proofErr w:type="spellStart"/>
+      <w:r>
+        <w:t>i</w:t>
+      </w:r>
+      <w:proofErr w:type="spellEnd"/>
+      <w:r>
+        <w:t>)</w:t>
       </w:r>
     </w:p>
     <w:p>
@@ -2889,7 +3491,7 @@
     <w:p>
       <w:r>
         <w:pict w14:anchorId="4D4B3E21">
-          <v:rect id="_x0000_i1318" style="width:0;height:1.5pt" o:hralign="center" o:hrstd="t" o:hr="t" fillcolor="#a0a0a0" stroked="f"/>
+          <v:rect id="_x0000_i1048" style="width:0;height:1.5pt" o:hralign="center" o:hrstd="t" o:hr="t" fillcolor="#a0a0a0" stroked="f"/>
         </w:pict>
       </w:r>
     </w:p>
@@ -3002,7 +3604,7 @@
     <w:p>
       <w:r>
         <w:pict w14:anchorId="5A9B5F03">
-          <v:rect id="_x0000_i1319" style="width:0;height:1.5pt" o:hralign="center" o:hrstd="t" o:hr="t" fillcolor="#a0a0a0" stroked="f"/>
+          <v:rect id="_x0000_i1049" style="width:0;height:1.5pt" o:hralign="center" o:hrstd="t" o:hr="t" fillcolor="#a0a0a0" stroked="f"/>
         </w:pict>
       </w:r>
     </w:p>
@@ -3043,7 +3645,15 @@
     </w:p>
     <w:p>
       <w:r>
-        <w:t xml:space="preserve">for i in </w:t>
+        <w:t xml:space="preserve">for </w:t>
+      </w:r>
+      <w:proofErr w:type="spellStart"/>
+      <w:r>
+        <w:t>i</w:t>
+      </w:r>
+      <w:proofErr w:type="spellEnd"/>
+      <w:r>
+        <w:t xml:space="preserve"> in </w:t>
       </w:r>
       <w:proofErr w:type="gramStart"/>
       <w:r>
@@ -3076,9 +3686,14 @@
       <w:r>
         <w:t>print(</w:t>
       </w:r>
-      <w:proofErr w:type="gramEnd"/>
-      <w:r>
-        <w:t>i, j)</w:t>
+      <w:proofErr w:type="spellStart"/>
+      <w:proofErr w:type="gramEnd"/>
+      <w:r>
+        <w:t>i</w:t>
+      </w:r>
+      <w:proofErr w:type="spellEnd"/>
+      <w:r>
+        <w:t>, j)</w:t>
       </w:r>
     </w:p>
     <w:p>
@@ -3140,7 +3755,7 @@
     <w:p>
       <w:r>
         <w:pict w14:anchorId="1598ECEE">
-          <v:rect id="_x0000_i1320" style="width:0;height:1.5pt" o:hralign="center" o:hrstd="t" o:hr="t" fillcolor="#a0a0a0" stroked="f"/>
+          <v:rect id="_x0000_i1050" style="width:0;height:1.5pt" o:hralign="center" o:hrstd="t" o:hr="t" fillcolor="#a0a0a0" stroked="f"/>
         </w:pict>
       </w:r>
     </w:p>
@@ -3167,7 +3782,15 @@
     <w:p/>
     <w:p>
       <w:r>
-        <w:t xml:space="preserve">for i in </w:t>
+        <w:t xml:space="preserve">for </w:t>
+      </w:r>
+      <w:proofErr w:type="spellStart"/>
+      <w:r>
+        <w:t>i</w:t>
+      </w:r>
+      <w:proofErr w:type="spellEnd"/>
+      <w:r>
+        <w:t xml:space="preserve"> in </w:t>
       </w:r>
       <w:proofErr w:type="gramStart"/>
       <w:r>
@@ -3188,7 +3811,23 @@
       </w:r>
       <w:proofErr w:type="gramEnd"/>
       <w:r>
-        <w:t>number, "x", i, "=", number * i)</w:t>
+        <w:t xml:space="preserve">number, "x", </w:t>
+      </w:r>
+      <w:proofErr w:type="spellStart"/>
+      <w:r>
+        <w:t>i</w:t>
+      </w:r>
+      <w:proofErr w:type="spellEnd"/>
+      <w:r>
+        <w:t xml:space="preserve">, "=", number * </w:t>
+      </w:r>
+      <w:proofErr w:type="spellStart"/>
+      <w:r>
+        <w:t>i</w:t>
+      </w:r>
+      <w:proofErr w:type="spellEnd"/>
+      <w:r>
+        <w:t>)</w:t>
       </w:r>
     </w:p>
     <w:p>
@@ -3259,7 +3898,15 @@
     <w:p/>
     <w:p>
       <w:r>
-        <w:t xml:space="preserve">for i in </w:t>
+        <w:t xml:space="preserve">for </w:t>
+      </w:r>
+      <w:proofErr w:type="spellStart"/>
+      <w:r>
+        <w:t>i</w:t>
+      </w:r>
+      <w:proofErr w:type="spellEnd"/>
+      <w:r>
+        <w:t xml:space="preserve"> in </w:t>
       </w:r>
       <w:proofErr w:type="gramStart"/>
       <w:r>
@@ -3273,7 +3920,23 @@
     <w:p>
       <w:r>
         <w:lastRenderedPageBreak/>
-        <w:t xml:space="preserve">    print(f"{number} x {i} = {number * i}")</w:t>
+        <w:t xml:space="preserve">    print(f"{number} x {</w:t>
+      </w:r>
+      <w:proofErr w:type="spellStart"/>
+      <w:r>
+        <w:t>i</w:t>
+      </w:r>
+      <w:proofErr w:type="spellEnd"/>
+      <w:r>
+        <w:t xml:space="preserve">} = {number * </w:t>
+      </w:r>
+      <w:proofErr w:type="spellStart"/>
+      <w:r>
+        <w:t>i</w:t>
+      </w:r>
+      <w:proofErr w:type="spellEnd"/>
+      <w:r>
+        <w:t>}")</w:t>
       </w:r>
     </w:p>
     <w:p>
@@ -3284,7 +3947,7 @@
     <w:p>
       <w:r>
         <w:pict w14:anchorId="26C61D16">
-          <v:rect id="_x0000_i1321" style="width:0;height:1.5pt" o:hralign="center" o:hrstd="t" o:hr="t" fillcolor="#a0a0a0" stroked="f"/>
+          <v:rect id="_x0000_i1051" style="width:0;height:1.5pt" o:hralign="center" o:hrstd="t" o:hr="t" fillcolor="#a0a0a0" stroked="f"/>
         </w:pict>
       </w:r>
     </w:p>
@@ -3316,7 +3979,15 @@
     <w:p/>
     <w:p>
       <w:r>
-        <w:t xml:space="preserve">for i in </w:t>
+        <w:t xml:space="preserve">for </w:t>
+      </w:r>
+      <w:proofErr w:type="spellStart"/>
+      <w:r>
+        <w:t>i</w:t>
+      </w:r>
+      <w:proofErr w:type="spellEnd"/>
+      <w:r>
+        <w:t xml:space="preserve"> in </w:t>
       </w:r>
       <w:proofErr w:type="gramStart"/>
       <w:r>
@@ -3329,8 +4000,13 @@
     </w:p>
     <w:p>
       <w:r>
-        <w:t xml:space="preserve">    total += i</w:t>
-      </w:r>
+        <w:t xml:space="preserve">    total += </w:t>
+      </w:r>
+      <w:proofErr w:type="spellStart"/>
+      <w:r>
+        <w:t>i</w:t>
+      </w:r>
+      <w:proofErr w:type="spellEnd"/>
     </w:p>
     <w:p/>
     <w:p>
@@ -3351,7 +4027,7 @@
     <w:p>
       <w:r>
         <w:pict w14:anchorId="1956986E">
-          <v:rect id="_x0000_i1322" style="width:0;height:1.5pt" o:hralign="center" o:hrstd="t" o:hr="t" fillcolor="#a0a0a0" stroked="f"/>
+          <v:rect id="_x0000_i1052" style="width:0;height:1.5pt" o:hralign="center" o:hrstd="t" o:hr="t" fillcolor="#a0a0a0" stroked="f"/>
         </w:pict>
       </w:r>
     </w:p>
@@ -3398,7 +4074,15 @@
     <w:p/>
     <w:p>
       <w:r>
-        <w:t xml:space="preserve">for i in </w:t>
+        <w:t xml:space="preserve">for </w:t>
+      </w:r>
+      <w:proofErr w:type="spellStart"/>
+      <w:r>
+        <w:t>i</w:t>
+      </w:r>
+      <w:proofErr w:type="spellEnd"/>
+      <w:r>
+        <w:t xml:space="preserve"> in </w:t>
       </w:r>
       <w:proofErr w:type="gramStart"/>
       <w:r>
@@ -3411,8 +4095,13 @@
     </w:p>
     <w:p>
       <w:r>
-        <w:t xml:space="preserve">    factorial *= i</w:t>
-      </w:r>
+        <w:t xml:space="preserve">    factorial *= </w:t>
+      </w:r>
+      <w:proofErr w:type="spellStart"/>
+      <w:r>
+        <w:t>i</w:t>
+      </w:r>
+      <w:proofErr w:type="spellEnd"/>
     </w:p>
     <w:p/>
     <w:p>
@@ -3433,7 +4122,7 @@
     <w:p>
       <w:r>
         <w:pict w14:anchorId="2A2279B9">
-          <v:rect id="_x0000_i1323" style="width:0;height:1.5pt" o:hralign="center" o:hrstd="t" o:hr="t" fillcolor="#a0a0a0" stroked="f"/>
+          <v:rect id="_x0000_i1053" style="width:0;height:1.5pt" o:hralign="center" o:hrstd="t" o:hr="t" fillcolor="#a0a0a0" stroked="f"/>
         </w:pict>
       </w:r>
     </w:p>
@@ -3523,7 +4212,7 @@
     <w:p>
       <w:r>
         <w:pict w14:anchorId="07A465CF">
-          <v:rect id="_x0000_i1324" style="width:0;height:1.5pt" o:hralign="center" o:hrstd="t" o:hr="t" fillcolor="#a0a0a0" stroked="f"/>
+          <v:rect id="_x0000_i1054" style="width:0;height:1.5pt" o:hralign="center" o:hrstd="t" o:hr="t" fillcolor="#a0a0a0" stroked="f"/>
         </w:pict>
       </w:r>
     </w:p>
@@ -3576,7 +4265,15 @@
     <w:p/>
     <w:p>
       <w:r>
-        <w:t>for i in range(n):</w:t>
+        <w:t xml:space="preserve">for </w:t>
+      </w:r>
+      <w:proofErr w:type="spellStart"/>
+      <w:r>
+        <w:t>i</w:t>
+      </w:r>
+      <w:proofErr w:type="spellEnd"/>
+      <w:r>
+        <w:t xml:space="preserve"> in range(n):</w:t>
       </w:r>
     </w:p>
     <w:p>
@@ -3626,7 +4323,7 @@
     <w:p>
       <w:r>
         <w:pict w14:anchorId="48E26122">
-          <v:rect id="_x0000_i1325" style="width:0;height:1.5pt" o:hralign="center" o:hrstd="t" o:hr="t" fillcolor="#a0a0a0" stroked="f"/>
+          <v:rect id="_x0000_i1055" style="width:0;height:1.5pt" o:hralign="center" o:hrstd="t" o:hr="t" fillcolor="#a0a0a0" stroked="f"/>
         </w:pict>
       </w:r>
     </w:p>
@@ -3692,7 +4389,15 @@
     <w:p/>
     <w:p>
       <w:r>
-        <w:t xml:space="preserve">    for i in </w:t>
+        <w:t xml:space="preserve">    for </w:t>
+      </w:r>
+      <w:proofErr w:type="spellStart"/>
+      <w:r>
+        <w:t>i</w:t>
+      </w:r>
+      <w:proofErr w:type="spellEnd"/>
+      <w:r>
+        <w:t xml:space="preserve"> in </w:t>
       </w:r>
       <w:proofErr w:type="gramStart"/>
       <w:r>
@@ -3705,7 +4410,15 @@
     </w:p>
     <w:p>
       <w:r>
-        <w:t xml:space="preserve">        if number % i == 0:</w:t>
+        <w:t xml:space="preserve">        if number % </w:t>
+      </w:r>
+      <w:proofErr w:type="spellStart"/>
+      <w:r>
+        <w:t>i</w:t>
+      </w:r>
+      <w:proofErr w:type="spellEnd"/>
+      <w:r>
+        <w:t xml:space="preserve"> == 0:</w:t>
       </w:r>
     </w:p>
     <w:p>
@@ -3815,7 +4528,7 @@
     <w:p>
       <w:r>
         <w:pict w14:anchorId="2FB53244">
-          <v:rect id="_x0000_i1326" style="width:0;height:1.5pt" o:hralign="center" o:hrstd="t" o:hr="t" fillcolor="#a0a0a0" stroked="f"/>
+          <v:rect id="_x0000_i1056" style="width:0;height:1.5pt" o:hralign="center" o:hrstd="t" o:hr="t" fillcolor="#a0a0a0" stroked="f"/>
         </w:pict>
       </w:r>
     </w:p>
@@ -3856,13 +4569,23 @@
       <w:r>
         <w:t xml:space="preserve">    if </w:t>
       </w:r>
+      <w:proofErr w:type="spellStart"/>
       <w:proofErr w:type="gramStart"/>
       <w:r>
         <w:t>ch.lower</w:t>
       </w:r>
-      <w:proofErr w:type="gramEnd"/>
-      <w:r>
-        <w:t>() in "aeiou":</w:t>
+      <w:proofErr w:type="spellEnd"/>
+      <w:proofErr w:type="gramEnd"/>
+      <w:r>
+        <w:t>() in "</w:t>
+      </w:r>
+      <w:proofErr w:type="spellStart"/>
+      <w:r>
+        <w:t>aeiou</w:t>
+      </w:r>
+      <w:proofErr w:type="spellEnd"/>
+      <w:r>
+        <w:t>":</w:t>
       </w:r>
     </w:p>
     <w:p>
@@ -3909,7 +4632,7 @@
     <w:p>
       <w:r>
         <w:pict w14:anchorId="5556172B">
-          <v:rect id="_x0000_i1327" style="width:0;height:1.5pt" o:hralign="center" o:hrstd="t" o:hr="t" fillcolor="#a0a0a0" stroked="f"/>
+          <v:rect id="_x0000_i1057" style="width:0;height:1.5pt" o:hralign="center" o:hrstd="t" o:hr="t" fillcolor="#a0a0a0" stroked="f"/>
         </w:pict>
       </w:r>
     </w:p>
@@ -3981,7 +4704,15 @@
     </w:p>
     <w:p>
       <w:r>
-        <w:t xml:space="preserve">for i in </w:t>
+        <w:t xml:space="preserve">for </w:t>
+      </w:r>
+      <w:proofErr w:type="spellStart"/>
+      <w:r>
+        <w:t>i</w:t>
+      </w:r>
+      <w:proofErr w:type="spellEnd"/>
+      <w:r>
+        <w:t xml:space="preserve"> in </w:t>
       </w:r>
       <w:proofErr w:type="gramStart"/>
       <w:r>
@@ -3995,7 +4726,15 @@
     <w:p/>
     <w:p>
       <w:r>
-        <w:t xml:space="preserve">    for j in range(i):</w:t>
+        <w:t xml:space="preserve">    for j in range(</w:t>
+      </w:r>
+      <w:proofErr w:type="spellStart"/>
+      <w:r>
+        <w:t>i</w:t>
+      </w:r>
+      <w:proofErr w:type="spellEnd"/>
+      <w:r>
+        <w:t>):</w:t>
       </w:r>
     </w:p>
     <w:p>
@@ -4028,7 +4767,7 @@
     <w:p>
       <w:r>
         <w:pict w14:anchorId="62C3BCDD">
-          <v:rect id="_x0000_i1328" style="width:0;height:1.5pt" o:hralign="center" o:hrstd="t" o:hr="t" fillcolor="#a0a0a0" stroked="f"/>
+          <v:rect id="_x0000_i1058" style="width:0;height:1.5pt" o:hralign="center" o:hrstd="t" o:hr="t" fillcolor="#a0a0a0" stroked="f"/>
         </w:pict>
       </w:r>
     </w:p>
@@ -4079,7 +4818,15 @@
     </w:p>
     <w:p>
       <w:r>
-        <w:t xml:space="preserve">for i in </w:t>
+        <w:t xml:space="preserve">for </w:t>
+      </w:r>
+      <w:proofErr w:type="spellStart"/>
+      <w:r>
+        <w:t>i</w:t>
+      </w:r>
+      <w:proofErr w:type="spellEnd"/>
+      <w:r>
+        <w:t xml:space="preserve"> in </w:t>
       </w:r>
       <w:proofErr w:type="gramStart"/>
       <w:r>
@@ -4101,7 +4848,15 @@
       </w:r>
       <w:proofErr w:type="gramEnd"/>
       <w:r>
-        <w:t>1, i + 1):</w:t>
+        <w:t xml:space="preserve">1, </w:t>
+      </w:r>
+      <w:proofErr w:type="spellStart"/>
+      <w:r>
+        <w:t>i</w:t>
+      </w:r>
+      <w:proofErr w:type="spellEnd"/>
+      <w:r>
+        <w:t xml:space="preserve"> + 1):</w:t>
       </w:r>
     </w:p>
     <w:p>
@@ -4134,7 +4889,7 @@
     <w:p>
       <w:r>
         <w:pict w14:anchorId="0A3147E0">
-          <v:rect id="_x0000_i1329" style="width:0;height:1.5pt" o:hralign="center" o:hrstd="t" o:hr="t" fillcolor="#a0a0a0" stroked="f"/>
+          <v:rect id="_x0000_i1059" style="width:0;height:1.5pt" o:hralign="center" o:hrstd="t" o:hr="t" fillcolor="#a0a0a0" stroked="f"/>
         </w:pict>
       </w:r>
     </w:p>
@@ -4245,7 +5000,7 @@
     <w:p>
       <w:r>
         <w:pict w14:anchorId="1F9F0AD5">
-          <v:rect id="_x0000_i1330" style="width:0;height:1.5pt" o:hralign="center" o:hrstd="t" o:hr="t" fillcolor="#a0a0a0" stroked="f"/>
+          <v:rect id="_x0000_i1060" style="width:0;height:1.5pt" o:hralign="center" o:hrstd="t" o:hr="t" fillcolor="#a0a0a0" stroked="f"/>
         </w:pict>
       </w:r>
     </w:p>
@@ -4378,7 +5133,15 @@
     <w:p/>
     <w:p>
       <w:r>
-        <w:t xml:space="preserve">    elif choice == 2:</w:t>
+        <w:t xml:space="preserve">    </w:t>
+      </w:r>
+      <w:proofErr w:type="spellStart"/>
+      <w:r>
+        <w:t>elif</w:t>
+      </w:r>
+      <w:proofErr w:type="spellEnd"/>
+      <w:r>
+        <w:t xml:space="preserve"> choice == 2:</w:t>
       </w:r>
     </w:p>
     <w:p/>
@@ -4426,7 +5189,15 @@
     <w:p/>
     <w:p>
       <w:r>
-        <w:t xml:space="preserve">    elif choice == 3:</w:t>
+        <w:t xml:space="preserve">    </w:t>
+      </w:r>
+      <w:proofErr w:type="spellStart"/>
+      <w:r>
+        <w:t>elif</w:t>
+      </w:r>
+      <w:proofErr w:type="spellEnd"/>
+      <w:r>
+        <w:t xml:space="preserve"> choice == 3:</w:t>
       </w:r>
     </w:p>
     <w:p>
@@ -4474,7 +5245,7 @@
     <w:p>
       <w:r>
         <w:pict w14:anchorId="336F5888">
-          <v:rect id="_x0000_i1331" style="width:0;height:1.5pt" o:hralign="center" o:hrstd="t" o:hr="t" fillcolor="#a0a0a0" stroked="f"/>
+          <v:rect id="_x0000_i1061" style="width:0;height:1.5pt" o:hralign="center" o:hrstd="t" o:hr="t" fillcolor="#a0a0a0" stroked="f"/>
         </w:pict>
       </w:r>
     </w:p>
@@ -4802,7 +5573,7 @@
     <w:p>
       <w:r>
         <w:pict w14:anchorId="51A43A5D">
-          <v:rect id="_x0000_i1332" style="width:0;height:1.5pt" o:hralign="center" o:hrstd="t" o:hr="t" fillcolor="#a0a0a0" stroked="f"/>
+          <v:rect id="_x0000_i1062" style="width:0;height:1.5pt" o:hralign="center" o:hrstd="t" o:hr="t" fillcolor="#a0a0a0" stroked="f"/>
         </w:pict>
       </w:r>
     </w:p>
@@ -4843,7 +5614,15 @@
     </w:p>
     <w:p>
       <w:r>
-        <w:t xml:space="preserve">for i in </w:t>
+        <w:t xml:space="preserve">for </w:t>
+      </w:r>
+      <w:proofErr w:type="spellStart"/>
+      <w:r>
+        <w:t>i</w:t>
+      </w:r>
+      <w:proofErr w:type="spellEnd"/>
+      <w:r>
+        <w:t xml:space="preserve"> in </w:t>
       </w:r>
       <w:proofErr w:type="gramStart"/>
       <w:r>
@@ -4856,7 +5635,15 @@
     </w:p>
     <w:p>
       <w:r>
-        <w:t>print(i)</w:t>
+        <w:t>print(</w:t>
+      </w:r>
+      <w:proofErr w:type="spellStart"/>
+      <w:r>
+        <w:t>i</w:t>
+      </w:r>
+      <w:proofErr w:type="spellEnd"/>
+      <w:r>
+        <w:t>)</w:t>
       </w:r>
     </w:p>
     <w:p>
@@ -4866,7 +5653,15 @@
     </w:p>
     <w:p>
       <w:r>
-        <w:t xml:space="preserve">for i in </w:t>
+        <w:t xml:space="preserve">for </w:t>
+      </w:r>
+      <w:proofErr w:type="spellStart"/>
+      <w:r>
+        <w:t>i</w:t>
+      </w:r>
+      <w:proofErr w:type="spellEnd"/>
+      <w:r>
+        <w:t xml:space="preserve"> in </w:t>
       </w:r>
       <w:proofErr w:type="gramStart"/>
       <w:r>
@@ -4879,13 +5674,21 @@
     </w:p>
     <w:p>
       <w:r>
-        <w:t xml:space="preserve">    print(i)</w:t>
+        <w:t xml:space="preserve">    print(</w:t>
+      </w:r>
+      <w:proofErr w:type="spellStart"/>
+      <w:r>
+        <w:t>i</w:t>
+      </w:r>
+      <w:proofErr w:type="spellEnd"/>
+      <w:r>
+        <w:t>)</w:t>
       </w:r>
     </w:p>
     <w:p>
       <w:r>
         <w:pict w14:anchorId="245FDD46">
-          <v:rect id="_x0000_i1333" style="width:0;height:1.5pt" o:hralign="center" o:hrstd="t" o:hr="t" fillcolor="#a0a0a0" stroked="f"/>
+          <v:rect id="_x0000_i1063" style="width:0;height:1.5pt" o:hralign="center" o:hrstd="t" o:hr="t" fillcolor="#a0a0a0" stroked="f"/>
         </w:pict>
       </w:r>
     </w:p>
@@ -4910,19 +5713,40 @@
       </w:r>
     </w:p>
     <w:p>
-      <w:r>
-        <w:t>i = 1</w:t>
+      <w:proofErr w:type="spellStart"/>
+      <w:r>
+        <w:t>i</w:t>
+      </w:r>
+      <w:proofErr w:type="spellEnd"/>
+      <w:r>
+        <w:t xml:space="preserve"> = 1</w:t>
       </w:r>
     </w:p>
     <w:p/>
     <w:p>
       <w:r>
-        <w:t>while i &lt;= 5:</w:t>
-      </w:r>
-    </w:p>
-    <w:p>
-      <w:r>
-        <w:t xml:space="preserve">    print(i)</w:t>
+        <w:t xml:space="preserve">while </w:t>
+      </w:r>
+      <w:proofErr w:type="spellStart"/>
+      <w:r>
+        <w:t>i</w:t>
+      </w:r>
+      <w:proofErr w:type="spellEnd"/>
+      <w:r>
+        <w:t xml:space="preserve"> &lt;= 5:</w:t>
+      </w:r>
+    </w:p>
+    <w:p>
+      <w:r>
+        <w:t xml:space="preserve">    print(</w:t>
+      </w:r>
+      <w:proofErr w:type="spellStart"/>
+      <w:r>
+        <w:t>i</w:t>
+      </w:r>
+      <w:proofErr w:type="spellEnd"/>
+      <w:r>
+        <w:t>)</w:t>
       </w:r>
     </w:p>
     <w:p>
@@ -4936,31 +5760,60 @@
       </w:r>
     </w:p>
     <w:p>
-      <w:r>
-        <w:t>i = 1</w:t>
+      <w:proofErr w:type="spellStart"/>
+      <w:r>
+        <w:t>i</w:t>
+      </w:r>
+      <w:proofErr w:type="spellEnd"/>
+      <w:r>
+        <w:t xml:space="preserve"> = 1</w:t>
       </w:r>
     </w:p>
     <w:p/>
     <w:p>
       <w:r>
         <w:lastRenderedPageBreak/>
-        <w:t>while i &lt;= 5:</w:t>
-      </w:r>
-    </w:p>
-    <w:p>
-      <w:r>
-        <w:t xml:space="preserve">    print(i)</w:t>
-      </w:r>
-    </w:p>
-    <w:p>
-      <w:r>
-        <w:t xml:space="preserve">    i += 1</w:t>
+        <w:t xml:space="preserve">while </w:t>
+      </w:r>
+      <w:proofErr w:type="spellStart"/>
+      <w:r>
+        <w:t>i</w:t>
+      </w:r>
+      <w:proofErr w:type="spellEnd"/>
+      <w:r>
+        <w:t xml:space="preserve"> &lt;= 5:</w:t>
+      </w:r>
+    </w:p>
+    <w:p>
+      <w:r>
+        <w:t xml:space="preserve">    print(</w:t>
+      </w:r>
+      <w:proofErr w:type="spellStart"/>
+      <w:r>
+        <w:t>i</w:t>
+      </w:r>
+      <w:proofErr w:type="spellEnd"/>
+      <w:r>
+        <w:t>)</w:t>
+      </w:r>
+    </w:p>
+    <w:p>
+      <w:r>
+        <w:t xml:space="preserve">    </w:t>
+      </w:r>
+      <w:proofErr w:type="spellStart"/>
+      <w:r>
+        <w:t>i</w:t>
+      </w:r>
+      <w:proofErr w:type="spellEnd"/>
+      <w:r>
+        <w:t xml:space="preserve"> += 1</w:t>
       </w:r>
     </w:p>
     <w:p>
       <w:r>
         <w:pict w14:anchorId="0CB897F5">
-          <v:rect id="_x0000_i1334" style="width:0;height:1.5pt" o:hralign="center" o:hrstd="t" o:hr="t" fillcolor="#a0a0a0" stroked="f"/>
+          <v:rect id="_x0000_i1064" style="width:0;height:1.5pt" o:hralign="center" o:hrstd="t" o:hr="t" fillcolor="#a0a0a0" stroked="f"/>
         </w:pict>
       </w:r>
     </w:p>
@@ -5042,7 +5895,7 @@
     <w:p>
       <w:r>
         <w:pict w14:anchorId="20AA3718">
-          <v:rect id="_x0000_i1335" style="width:0;height:1.5pt" o:hralign="center" o:hrstd="t" o:hr="t" fillcolor="#a0a0a0" stroked="f"/>
+          <v:rect id="_x0000_i1065" style="width:0;height:1.5pt" o:hralign="center" o:hrstd="t" o:hr="t" fillcolor="#a0a0a0" stroked="f"/>
         </w:pict>
       </w:r>
     </w:p>
@@ -5144,7 +5997,31 @@
             </w:r>
             <w:proofErr w:type="gramEnd"/>
             <w:r>
-              <w:t>int i=0; i&lt;5; i++)</w:t>
+              <w:t xml:space="preserve">int </w:t>
+            </w:r>
+            <w:proofErr w:type="spellStart"/>
+            <w:r>
+              <w:t>i</w:t>
+            </w:r>
+            <w:proofErr w:type="spellEnd"/>
+            <w:r>
+              <w:t xml:space="preserve">=0; </w:t>
+            </w:r>
+            <w:proofErr w:type="spellStart"/>
+            <w:r>
+              <w:t>i</w:t>
+            </w:r>
+            <w:proofErr w:type="spellEnd"/>
+            <w:r>
+              <w:t xml:space="preserve">&lt;5; </w:t>
+            </w:r>
+            <w:proofErr w:type="spellStart"/>
+            <w:r>
+              <w:t>i</w:t>
+            </w:r>
+            <w:proofErr w:type="spellEnd"/>
+            <w:r>
+              <w:t>++)</w:t>
             </w:r>
           </w:p>
         </w:tc>
@@ -5156,7 +6033,15 @@
           </w:tcPr>
           <w:p>
             <w:r>
-              <w:t xml:space="preserve">for i in </w:t>
+              <w:t xml:space="preserve">for </w:t>
+            </w:r>
+            <w:proofErr w:type="spellStart"/>
+            <w:r>
+              <w:t>i</w:t>
+            </w:r>
+            <w:proofErr w:type="spellEnd"/>
+            <w:r>
+              <w:t xml:space="preserve"> in </w:t>
             </w:r>
             <w:proofErr w:type="gramStart"/>
             <w:r>
@@ -5296,10 +6181,12 @@
             <w:hideMark/>
           </w:tcPr>
           <w:p>
+            <w:proofErr w:type="spellStart"/>
             <w:proofErr w:type="gramStart"/>
             <w:r>
               <w:t>list.size</w:t>
             </w:r>
+            <w:proofErr w:type="spellEnd"/>
             <w:proofErr w:type="gramEnd"/>
             <w:r>
               <w:t>()</w:t>
@@ -5313,8 +6200,13 @@
             <w:hideMark/>
           </w:tcPr>
           <w:p>
+            <w:proofErr w:type="spellStart"/>
             <w:r>
-              <w:t>len(list)</w:t>
+              <w:t>len</w:t>
+            </w:r>
+            <w:proofErr w:type="spellEnd"/>
+            <w:r>
+              <w:t>(list)</w:t>
             </w:r>
           </w:p>
         </w:tc>
@@ -5330,8 +6222,21 @@
             <w:hideMark/>
           </w:tcPr>
           <w:p>
+            <w:proofErr w:type="spellStart"/>
             <w:r>
-              <w:t>list.get(i)</w:t>
+              <w:t>list.get</w:t>
+            </w:r>
+            <w:proofErr w:type="spellEnd"/>
+            <w:r>
+              <w:t>(</w:t>
+            </w:r>
+            <w:proofErr w:type="spellStart"/>
+            <w:r>
+              <w:t>i</w:t>
+            </w:r>
+            <w:proofErr w:type="spellEnd"/>
+            <w:r>
+              <w:t>)</w:t>
             </w:r>
           </w:p>
         </w:tc>
@@ -5343,7 +6248,15 @@
           </w:tcPr>
           <w:p>
             <w:r>
-              <w:t>list[i]</w:t>
+              <w:t>list[</w:t>
+            </w:r>
+            <w:proofErr w:type="spellStart"/>
+            <w:r>
+              <w:t>i</w:t>
+            </w:r>
+            <w:proofErr w:type="spellEnd"/>
+            <w:r>
+              <w:t>]</w:t>
             </w:r>
           </w:p>
         </w:tc>
@@ -5359,8 +6272,13 @@
             <w:hideMark/>
           </w:tcPr>
           <w:p>
+            <w:proofErr w:type="spellStart"/>
             <w:r>
-              <w:t>Map.entrySet()</w:t>
+              <w:t>Map.entrySet</w:t>
+            </w:r>
+            <w:proofErr w:type="spellEnd"/>
+            <w:r>
+              <w:t>()</w:t>
             </w:r>
           </w:p>
         </w:tc>
@@ -5371,10 +6289,12 @@
             <w:hideMark/>
           </w:tcPr>
           <w:p>
+            <w:proofErr w:type="spellStart"/>
             <w:proofErr w:type="gramStart"/>
             <w:r>
               <w:t>dict.items</w:t>
             </w:r>
+            <w:proofErr w:type="spellEnd"/>
             <w:proofErr w:type="gramEnd"/>
             <w:r>
               <w:t>()</w:t>
@@ -5420,7 +6340,7 @@
     <w:p>
       <w:r>
         <w:pict w14:anchorId="3D106A30">
-          <v:rect id="_x0000_i1336" style="width:0;height:1.5pt" o:hralign="center" o:hrstd="t" o:hr="t" fillcolor="#a0a0a0" stroked="f"/>
+          <v:rect id="_x0000_i1066" style="width:0;height:1.5pt" o:hralign="center" o:hrstd="t" o:hr="t" fillcolor="#a0a0a0" stroked="f"/>
         </w:pict>
       </w:r>
     </w:p>
@@ -5592,12 +6512,17 @@
     </w:p>
     <w:p>
       <w:r>
-        <w:t>for key, value in my_</w:t>
+        <w:t xml:space="preserve">for key, value in </w:t>
+      </w:r>
+      <w:proofErr w:type="spellStart"/>
+      <w:r>
+        <w:t>my_</w:t>
       </w:r>
       <w:proofErr w:type="gramStart"/>
       <w:r>
         <w:t>dict.items</w:t>
       </w:r>
+      <w:proofErr w:type="spellEnd"/>
       <w:proofErr w:type="gramEnd"/>
       <w:r>
         <w:t>():</w:t>
@@ -5673,7 +6598,15 @@
     </w:p>
     <w:p>
       <w:r>
-        <w:t>It allows simultaneous iteration over multiple iterables.</w:t>
+        <w:t xml:space="preserve">It allows simultaneous iteration over multiple </w:t>
+      </w:r>
+      <w:proofErr w:type="spellStart"/>
+      <w:r>
+        <w:t>iterables</w:t>
+      </w:r>
+      <w:proofErr w:type="spellEnd"/>
+      <w:r>
+        <w:t>.</w:t>
       </w:r>
     </w:p>
     <w:p>
@@ -5713,7 +6646,7 @@
       <w:r>
         <w:lastRenderedPageBreak/>
         <w:pict w14:anchorId="39C67E71">
-          <v:rect id="_x0000_i1337" style="width:0;height:1.5pt" o:hralign="center" o:hrstd="t" o:hr="t" fillcolor="#a0a0a0" stroked="f"/>
+          <v:rect id="_x0000_i1067" style="width:0;height:1.5pt" o:hralign="center" o:hrstd="t" o:hr="t" fillcolor="#a0a0a0" stroked="f"/>
         </w:pict>
       </w:r>
     </w:p>
@@ -6142,7 +7075,7 @@
     <w:p>
       <w:r>
         <w:pict w14:anchorId="0EED8813">
-          <v:rect id="_x0000_i1338" style="width:0;height:1.5pt" o:hralign="center" o:hrstd="t" o:hr="t" fillcolor="#a0a0a0" stroked="f"/>
+          <v:rect id="_x0000_i1068" style="width:0;height:1.5pt" o:hralign="center" o:hrstd="t" o:hr="t" fillcolor="#a0a0a0" stroked="f"/>
         </w:pict>
       </w:r>
     </w:p>
@@ -6221,7 +7154,7 @@
     <w:p>
       <w:r>
         <w:pict w14:anchorId="4989FE45">
-          <v:rect id="_x0000_i1339" style="width:0;height:1.5pt" o:hralign="center" o:hrstd="t" o:hr="t" fillcolor="#a0a0a0" stroked="f"/>
+          <v:rect id="_x0000_i1069" style="width:0;height:1.5pt" o:hralign="center" o:hrstd="t" o:hr="t" fillcolor="#a0a0a0" stroked="f"/>
         </w:pict>
       </w:r>
     </w:p>
@@ -7533,6 +8466,7 @@
   <w:style w:type="character" w:default="1" w:styleId="DefaultParagraphFont">
     <w:name w:val="Default Paragraph Font"/>
     <w:uiPriority w:val="1"/>
+    <w:semiHidden/>
     <w:unhideWhenUsed/>
   </w:style>
   <w:style w:type="table" w:default="1" w:styleId="TableNormal">
